--- a/Dissertation Research/Chapter 4/Chapter 4 Genocide Description.docx
+++ b/Dissertation Research/Chapter 4/Chapter 4 Genocide Description.docx
@@ -134,11 +134,7 @@
       </w:r>
       <w:r>
         <w:rPr/>
-        <w:t xml:space="preserve"> </w:t>
-      </w:r>
-      <w:r>
-        <w:rPr/>
-        <w:t>In addition to ouright massacres, thousands were killed by starvation, overwork, or were forcibly removed from their home region.</w:t>
+        <w:t xml:space="preserve"> In addition to ouright massacres, thousands were killed by starvation, overwork, or were forcibly removed from their home region.</w:t>
       </w:r>
     </w:p>
     <w:p>
@@ -156,110 +152,16 @@
         <w:rPr/>
         <w:t xml:space="preserve">The major perpetrator of this genocide was a single company, the J. C. Arana and Hermanos Company which was later renamed the Peruvian Amazon Company (PAC) after receiving a significant investment of British capital in 1907. </w:t>
       </w:r>
-    </w:p>
-    <w:p>
-      <w:pPr>
-        <w:pStyle w:val="Normal"/>
-        <w:bidi w:val="0"/>
-        <w:spacing w:lineRule="auto" w:line="480" w:before="0" w:after="0"/>
-        <w:ind w:firstLine="720" w:start="0" w:end="0"/>
-        <w:jc w:val="start"/>
-        <w:rPr>
-          <w:rFonts w:ascii="Liberation Serif" w:hAnsi="Liberation Serif"/>
-        </w:rPr>
-      </w:pPr>
-      <w:r>
-        <w:rPr/>
-      </w:r>
-    </w:p>
-    <w:p>
-      <w:pPr>
-        <w:pStyle w:val="Normal"/>
-        <w:bidi w:val="0"/>
-        <w:spacing w:lineRule="auto" w:line="480" w:before="0" w:after="0"/>
-        <w:ind w:firstLine="720" w:start="0" w:end="0"/>
-        <w:jc w:val="start"/>
-        <w:rPr>
-          <w:rFonts w:ascii="Liberation Serif" w:hAnsi="Liberation Serif"/>
-        </w:rPr>
-      </w:pPr>
-      <w:r>
-        <w:rPr/>
-      </w:r>
-    </w:p>
-    <w:p>
-      <w:pPr>
-        <w:pStyle w:val="Normal"/>
-        <w:bidi w:val="0"/>
-        <w:spacing w:lineRule="auto" w:line="480" w:before="0" w:after="0"/>
-        <w:ind w:firstLine="720" w:start="0" w:end="0"/>
-        <w:jc w:val="start"/>
-        <w:rPr>
-          <w:rFonts w:ascii="Liberation Serif" w:hAnsi="Liberation Serif"/>
-        </w:rPr>
-      </w:pPr>
-      <w:r>
-        <w:rPr/>
-      </w:r>
-    </w:p>
-    <w:p>
-      <w:pPr>
-        <w:pStyle w:val="Normal"/>
-        <w:bidi w:val="0"/>
-        <w:spacing w:lineRule="auto" w:line="480" w:before="0" w:after="0"/>
-        <w:ind w:firstLine="720" w:start="0" w:end="0"/>
-        <w:jc w:val="start"/>
-        <w:rPr>
-          <w:rFonts w:ascii="Liberation Serif" w:hAnsi="Liberation Serif"/>
-        </w:rPr>
-      </w:pPr>
-      <w:r>
-        <w:rPr>
-          <w:shd w:fill="FFFF00" w:val="clear"/>
-        </w:rPr>
-        <w:t>[finish out this paragraph]</w:t>
-      </w:r>
-    </w:p>
-    <w:p>
-      <w:pPr>
-        <w:pStyle w:val="Normal"/>
-        <w:bidi w:val="0"/>
-        <w:spacing w:lineRule="auto" w:line="480" w:before="0" w:after="0"/>
-        <w:ind w:firstLine="720" w:start="0" w:end="0"/>
-        <w:jc w:val="start"/>
-        <w:rPr>
-          <w:rFonts w:ascii="Liberation Serif" w:hAnsi="Liberation Serif"/>
-        </w:rPr>
-      </w:pPr>
-      <w:r>
-        <w:rPr/>
-        <w:t xml:space="preserve">We will draw our description of the genocide primarily from two contemporary, English language sources. Some of the earliest attestations to the mistreatment of the peoples native to the Putumayo came from engineer and adventurist W.E. Hardenburg. While traveling to the Putumayo in search of fortune in 1907 he encountered firsthand the brutality of the slavers and published an account of his journey in 1912. After Hardenburg's reports garnered public attention, the British crown sent Irishman Roger Casement to investigate the situation. Casement was already famous for his investigation of the rubber genocide in the Congo, and his reports are more systematic than Hardenburg's travelogue. However both of their accounts, and especially Hardenburg's, despite their admirable sense of outrage on behalf of the victims, retain continuity with the logic of colonialism. As we will see, they are not so much concerned with the restriction of the freedom of indigenous people, or their exploitation, but merely the violent nature by which they were transformed into producers. </w:t>
-      </w:r>
-    </w:p>
-    <w:p>
-      <w:pPr>
-        <w:pStyle w:val="Normal"/>
-        <w:bidi w:val="0"/>
-        <w:spacing w:lineRule="auto" w:line="480"/>
-        <w:jc w:val="start"/>
-        <w:rPr>
-          <w:rFonts w:ascii="Liberation Serif" w:hAnsi="Liberation Serif"/>
-        </w:rPr>
-      </w:pPr>
-      <w:r>
-        <w:rPr>
-          <w:b w:val="false"/>
-          <w:bCs w:val="false"/>
-        </w:rPr>
-        <w:tab/>
-      </w:r>
-      <w:commentRangeStart w:id="4"/>
-      <w:r>
-        <w:rPr>
-          <w:b w:val="false"/>
-          <w:bCs w:val="false"/>
-        </w:rPr>
-        <w:t>The primary perpetrators of the Putumayo Genocide were the Peruvian agents of the J. C. Arana and Hermanos Company, which was, with an investment of British capital, renamed the Peruvian Amazon Company in 1907 (hereafter PAC). Originally a hat salesman, Julio César Arana began to work with small Colombian rubber interests in the late 1890s, and in 1903 started his own rubber company along with his brothers-in-law. He soon bought out his Colombian partners and attempted to push out the remainder of the Colombian competitors. Hardenburg tells us, based on his conversations with the Colombians, and on his later first hand experience, that Arana and his company were ruthless - when dealing with former partners, Arana "[took] advantage of their ignorance and stupidity to rob them scandalously."</w:t>
+      <w:r>
+        <w:rPr/>
+        <w:t xml:space="preserve">The origins of the company were relayed by W. E. Hardenburg, an adventurist and engineer who traveled to the Putumayo in search of a rubber fortune. He experienced the brutality of the PAC first hand, and was the first to spread awareness of the atrocities in English. According to Hardenburg, the company was helmed by Julio César Arana, who had originally come to Iquitos as a hat salesman. </w:t>
+      </w:r>
+      <w:r>
+        <w:rPr>
+          <w:b w:val="false"/>
+          <w:bCs w:val="false"/>
+        </w:rPr>
+        <w:t>Julio César Arana began to work with small Colombian rubber interests in the late 1890s, and in 1903 started his own rubber company along with his brothers-in-law. He soon bought out his Colombian partners and attempted to push out the remainder of the Colombian competitors. Hardenburg tells us, based on his conversations with the Colombians, and on his later first hand experience, that Arana and his company were ruthless - when dealing with former partners, Arana "[took] advantage of their ignorance and stupidity to rob them scandalously."</w:t>
       </w:r>
       <w:r>
         <w:rPr>
@@ -291,15 +193,12 @@
         </w:rPr>
         <w:t xml:space="preserve"> </w:t>
       </w:r>
-      <w:commentRangeEnd w:id="4"/>
-      <w:r>
+      <w:r>
+        <w:rPr>
+          <w:b w:val="false"/>
+          <w:bCs w:val="false"/>
+        </w:rPr>
         <w:commentReference w:id="4"/>
-      </w:r>
-      <w:r>
-        <w:rPr>
-          <w:b w:val="false"/>
-          <w:bCs w:val="false"/>
-        </w:rPr>
       </w:r>
     </w:p>
     <w:p>
@@ -763,9 +662,7 @@
       </w:r>
     </w:p>
     <w:sectPr>
-      <w:footerReference w:type="even" r:id="rId2"/>
-      <w:footerReference w:type="default" r:id="rId3"/>
-      <w:footerReference w:type="first" r:id="rId4"/>
+      <w:footerReference w:type="default" r:id="rId2"/>
       <w:footnotePr>
         <w:numFmt w:val="decimal"/>
       </w:footnotePr>
@@ -786,7 +683,7 @@
   <w:comment w:id="0" w:author="Unknown Author" w:date="2026-06-01T11:25:47Z" w:initials="">
     <w:p>
       <w:pPr>
-        <w:overflowPunct w:val="true"/>
+        <w:overflowPunct w:val="false"/>
         <w:bidi w:val="0"/>
         <w:rPr/>
       </w:pPr>
@@ -803,7 +700,7 @@
   <w:comment w:id="1" w:author="Unknown Author" w:date="2026-06-01T11:26:08Z" w:initials="">
     <w:p>
       <w:pPr>
-        <w:overflowPunct w:val="true"/>
+        <w:overflowPunct w:val="false"/>
         <w:bidi w:val="0"/>
         <w:rPr/>
       </w:pPr>
@@ -820,7 +717,7 @@
   <w:comment w:id="2" w:author="Unknown Author" w:date="2026-06-01T11:26:48Z" w:initials="">
     <w:p>
       <w:pPr>
-        <w:overflowPunct w:val="true"/>
+        <w:overflowPunct w:val="false"/>
         <w:bidi w:val="0"/>
         <w:rPr/>
       </w:pPr>
@@ -837,7 +734,7 @@
   <w:comment w:id="3" w:author="Unknown Author" w:date="2026-06-02T11:24:26Z" w:initials="">
     <w:p>
       <w:pPr>
-        <w:overflowPunct w:val="false"/>
+        <w:overflowPunct w:val="true"/>
         <w:rPr/>
       </w:pPr>
       <w:r>
@@ -853,7 +750,7 @@
   <w:comment w:id="4" w:author="Unknown Author" w:date="2026-06-01T11:44:29Z" w:initials="">
     <w:p>
       <w:pPr>
-        <w:overflowPunct w:val="true"/>
+        <w:overflowPunct w:val="false"/>
         <w:bidi w:val="0"/>
         <w:rPr/>
       </w:pPr>
@@ -871,20 +768,6 @@
 </file>
 
 <file path=word/footer1.xml><?xml version="1.0" encoding="utf-8"?>
-<w:ftr xmlns:o="urn:schemas-microsoft-com:office:office" xmlns:r="http://schemas.openxmlformats.org/officeDocument/2006/relationships" xmlns:v="urn:schemas-microsoft-com:vml" xmlns:w="http://schemas.openxmlformats.org/wordprocessingml/2006/main" xmlns:w10="urn:schemas-microsoft-com:office:word" xmlns:wp="http://schemas.openxmlformats.org/drawingml/2006/wordprocessingDrawing" xmlns:wps="http://schemas.microsoft.com/office/word/2010/wordprocessingShape" xmlns:wpg="http://schemas.microsoft.com/office/word/2010/wordprocessingGroup" xmlns:mc="http://schemas.openxmlformats.org/markup-compatibility/2006" xmlns:wp14="http://schemas.microsoft.com/office/word/2010/wordprocessingDrawing" xmlns:w14="http://schemas.microsoft.com/office/word/2010/wordml" xmlns:w15="http://schemas.microsoft.com/office/word/2012/wordml" mc:Ignorable="w14 wp14 w15">
-  <w:p>
-    <w:pPr>
-      <w:pStyle w:val="Footer"/>
-      <w:rPr/>
-    </w:pPr>
-    <w:r>
-      <w:rPr/>
-    </w:r>
-  </w:p>
-</w:ftr>
-</file>
-
-<file path=word/footer2.xml><?xml version="1.0" encoding="utf-8"?>
 <w:ftr xmlns:o="urn:schemas-microsoft-com:office:office" xmlns:r="http://schemas.openxmlformats.org/officeDocument/2006/relationships" xmlns:v="urn:schemas-microsoft-com:vml" xmlns:w="http://schemas.openxmlformats.org/wordprocessingml/2006/main" xmlns:w10="urn:schemas-microsoft-com:office:word" xmlns:wp="http://schemas.openxmlformats.org/drawingml/2006/wordprocessingDrawing" xmlns:wps="http://schemas.microsoft.com/office/word/2010/wordprocessingShape" xmlns:wpg="http://schemas.microsoft.com/office/word/2010/wordprocessingGroup" xmlns:mc="http://schemas.openxmlformats.org/markup-compatibility/2006" xmlns:wp14="http://schemas.microsoft.com/office/word/2010/wordprocessingDrawing" xmlns:w14="http://schemas.microsoft.com/office/word/2010/wordml" xmlns:w15="http://schemas.microsoft.com/office/word/2012/wordml" mc:Ignorable="w14 wp14 w15">
   <w:p>
     <w:pPr>
@@ -919,41 +802,6 @@
 </w:ftr>
 </file>
 
-<file path=word/footer3.xml><?xml version="1.0" encoding="utf-8"?>
-<w:ftr xmlns:o="urn:schemas-microsoft-com:office:office" xmlns:r="http://schemas.openxmlformats.org/officeDocument/2006/relationships" xmlns:v="urn:schemas-microsoft-com:vml" xmlns:w="http://schemas.openxmlformats.org/wordprocessingml/2006/main" xmlns:w10="urn:schemas-microsoft-com:office:word" xmlns:wp="http://schemas.openxmlformats.org/drawingml/2006/wordprocessingDrawing" xmlns:wps="http://schemas.microsoft.com/office/word/2010/wordprocessingShape" xmlns:wpg="http://schemas.microsoft.com/office/word/2010/wordprocessingGroup" xmlns:mc="http://schemas.openxmlformats.org/markup-compatibility/2006" xmlns:wp14="http://schemas.microsoft.com/office/word/2010/wordprocessingDrawing" xmlns:w14="http://schemas.microsoft.com/office/word/2010/wordml" xmlns:w15="http://schemas.microsoft.com/office/word/2012/wordml" mc:Ignorable="w14 wp14 w15">
-  <w:p>
-    <w:pPr>
-      <w:pStyle w:val="Footer"/>
-      <w:bidi w:val="0"/>
-      <w:jc w:val="center"/>
-      <w:rPr/>
-    </w:pPr>
-    <w:bookmarkStart w:id="1" w:name="PageNumWizard_FOOTER_Default_Page_Style7"/>
-    <w:r>
-      <w:rPr/>
-      <w:fldChar w:fldCharType="begin"/>
-    </w:r>
-    <w:r>
-      <w:rPr/>
-      <w:instrText xml:space="preserve"> PAGE </w:instrText>
-    </w:r>
-    <w:r>
-      <w:rPr/>
-      <w:fldChar w:fldCharType="separate"/>
-    </w:r>
-    <w:r>
-      <w:rPr/>
-      <w:t>9</w:t>
-    </w:r>
-    <w:r>
-      <w:rPr/>
-      <w:fldChar w:fldCharType="end"/>
-    </w:r>
-    <w:bookmarkEnd w:id="1"/>
-  </w:p>
-</w:ftr>
-</file>
-
 <file path=word/footnotes.xml><?xml version="1.0" encoding="utf-8"?>
 <w:footnotes xmlns:o="urn:schemas-microsoft-com:office:office" xmlns:r="http://schemas.openxmlformats.org/officeDocument/2006/relationships" xmlns:v="urn:schemas-microsoft-com:vml" xmlns:w="http://schemas.openxmlformats.org/wordprocessingml/2006/main" xmlns:w10="urn:schemas-microsoft-com:office:word" xmlns:wp="http://schemas.openxmlformats.org/drawingml/2006/wordprocessingDrawing" xmlns:wps="http://schemas.microsoft.com/office/word/2010/wordprocessingShape" xmlns:wpg="http://schemas.microsoft.com/office/word/2010/wordprocessingGroup" xmlns:mc="http://schemas.openxmlformats.org/markup-compatibility/2006" xmlns:wp14="http://schemas.microsoft.com/office/word/2010/wordprocessingDrawing" xmlns:w14="http://schemas.microsoft.com/office/word/2010/wordml" xmlns:w15="http://schemas.microsoft.com/office/word/2012/wordml" mc:Ignorable="w14 wp14 w15">
   <w:footnote w:id="0" w:type="separator">
@@ -1713,6 +1561,9 @@
     <w:pPr>
       <w:widowControl/>
       <w:suppressAutoHyphens w:val="true"/>
+      <w:kinsoku w:val="true"/>
+      <w:overflowPunct w:val="true"/>
+      <w:autoSpaceDE w:val="true"/>
       <w:bidi w:val="0"/>
       <w:spacing w:before="0" w:after="0"/>
       <w:jc w:val="start"/>
@@ -1742,7 +1593,9 @@
   <w:style w:type="character" w:styleId="EndnoteCharacters">
     <w:name w:val="Endnote Characters"/>
     <w:qFormat/>
-    <w:rPr/>
+    <w:rPr>
+      <w:vertAlign w:val="superscript"/>
+    </w:rPr>
   </w:style>
   <w:style w:type="character" w:styleId="EndnoteReference">
     <w:name w:val="Endnote Reference"/>

--- a/Dissertation Research/Chapter 4/Chapter 4 Genocide Description.docx
+++ b/Dissertation Research/Chapter 4/Chapter 4 Genocide Description.docx
@@ -150,11 +150,7 @@
       </w:pPr>
       <w:r>
         <w:rPr/>
-        <w:t xml:space="preserve">The major perpetrator of this genocide was a single company, the J. C. Arana and Hermanos Company which was later renamed the Peruvian Amazon Company (PAC) after receiving a significant investment of British capital in 1907. </w:t>
-      </w:r>
-      <w:r>
-        <w:rPr/>
-        <w:t xml:space="preserve">The origins of the company were relayed by W. E. Hardenburg, an adventurist and engineer who traveled to the Putumayo in search of a rubber fortune. He experienced the brutality of the PAC first hand, and was the first to spread awareness of the atrocities in English. According to Hardenburg, the company was helmed by Julio César Arana, who had originally come to Iquitos as a hat salesman. </w:t>
+        <w:t xml:space="preserve">The major perpetrator of this genocide was a single company, the J. C. Arana and Hermanos Company which was later renamed the Peruvian Amazon Company (PAC) after receiving a significant investment of British capital in 1907. The origins of the company were relayed by W. E. Hardenburg, an adventurist and engineer who traveled to the Putumayo in search of a rubber fortune. He experienced the brutality of the PAC first hand, and was the first to spread awareness of the atrocities in English. According to Hardenburg, the company was helmed by Julio César Arana, who had originally come to Iquitos as a hat salesman. </w:t>
       </w:r>
       <w:r>
         <w:rPr>
@@ -194,10 +190,7 @@
         <w:t xml:space="preserve"> </w:t>
       </w:r>
       <w:r>
-        <w:rPr>
-          <w:b w:val="false"/>
-          <w:bCs w:val="false"/>
-        </w:rPr>
+        <w:rPr/>
         <w:commentReference w:id="4"/>
       </w:r>
     </w:p>
@@ -662,7 +655,9 @@
       </w:r>
     </w:p>
     <w:sectPr>
-      <w:footerReference w:type="default" r:id="rId2"/>
+      <w:footerReference w:type="even" r:id="rId2"/>
+      <w:footerReference w:type="default" r:id="rId3"/>
+      <w:footerReference w:type="first" r:id="rId4"/>
       <w:footnotePr>
         <w:numFmt w:val="decimal"/>
       </w:footnotePr>
@@ -683,7 +678,7 @@
   <w:comment w:id="0" w:author="Unknown Author" w:date="2026-06-01T11:25:47Z" w:initials="">
     <w:p>
       <w:pPr>
-        <w:overflowPunct w:val="false"/>
+        <w:overflowPunct w:val="true"/>
         <w:bidi w:val="0"/>
         <w:rPr/>
       </w:pPr>
@@ -700,7 +695,7 @@
   <w:comment w:id="1" w:author="Unknown Author" w:date="2026-06-01T11:26:08Z" w:initials="">
     <w:p>
       <w:pPr>
-        <w:overflowPunct w:val="false"/>
+        <w:overflowPunct w:val="true"/>
         <w:bidi w:val="0"/>
         <w:rPr/>
       </w:pPr>
@@ -710,14 +705,14 @@
           <w:kern w:val="0"/>
           <w:lang w:val="en-US" w:eastAsia="en-US" w:bidi="en-US"/>
         </w:rPr>
-        <w:t>Cite this</w:t>
+        <w:t>Cite this NOT TRUE</w:t>
       </w:r>
     </w:p>
   </w:comment>
   <w:comment w:id="2" w:author="Unknown Author" w:date="2026-06-01T11:26:48Z" w:initials="">
     <w:p>
       <w:pPr>
-        <w:overflowPunct w:val="false"/>
+        <w:overflowPunct w:val="true"/>
         <w:bidi w:val="0"/>
         <w:rPr/>
       </w:pPr>
@@ -734,7 +729,7 @@
   <w:comment w:id="3" w:author="Unknown Author" w:date="2026-06-02T11:24:26Z" w:initials="">
     <w:p>
       <w:pPr>
-        <w:overflowPunct w:val="true"/>
+        <w:overflowPunct w:val="false"/>
         <w:rPr/>
       </w:pPr>
       <w:r>
@@ -750,7 +745,7 @@
   <w:comment w:id="4" w:author="Unknown Author" w:date="2026-06-01T11:44:29Z" w:initials="">
     <w:p>
       <w:pPr>
-        <w:overflowPunct w:val="false"/>
+        <w:overflowPunct w:val="true"/>
         <w:bidi w:val="0"/>
         <w:rPr/>
       </w:pPr>
@@ -768,6 +763,20 @@
 </file>
 
 <file path=word/footer1.xml><?xml version="1.0" encoding="utf-8"?>
+<w:ftr xmlns:o="urn:schemas-microsoft-com:office:office" xmlns:r="http://schemas.openxmlformats.org/officeDocument/2006/relationships" xmlns:v="urn:schemas-microsoft-com:vml" xmlns:w="http://schemas.openxmlformats.org/wordprocessingml/2006/main" xmlns:w10="urn:schemas-microsoft-com:office:word" xmlns:wp="http://schemas.openxmlformats.org/drawingml/2006/wordprocessingDrawing" xmlns:wps="http://schemas.microsoft.com/office/word/2010/wordprocessingShape" xmlns:wpg="http://schemas.microsoft.com/office/word/2010/wordprocessingGroup" xmlns:mc="http://schemas.openxmlformats.org/markup-compatibility/2006" xmlns:wp14="http://schemas.microsoft.com/office/word/2010/wordprocessingDrawing" xmlns:w14="http://schemas.microsoft.com/office/word/2010/wordml" xmlns:w15="http://schemas.microsoft.com/office/word/2012/wordml" mc:Ignorable="w14 wp14 w15">
+  <w:p>
+    <w:pPr>
+      <w:pStyle w:val="Footer"/>
+      <w:rPr/>
+    </w:pPr>
+    <w:r>
+      <w:rPr/>
+    </w:r>
+  </w:p>
+</w:ftr>
+</file>
+
+<file path=word/footer2.xml><?xml version="1.0" encoding="utf-8"?>
 <w:ftr xmlns:o="urn:schemas-microsoft-com:office:office" xmlns:r="http://schemas.openxmlformats.org/officeDocument/2006/relationships" xmlns:v="urn:schemas-microsoft-com:vml" xmlns:w="http://schemas.openxmlformats.org/wordprocessingml/2006/main" xmlns:w10="urn:schemas-microsoft-com:office:word" xmlns:wp="http://schemas.openxmlformats.org/drawingml/2006/wordprocessingDrawing" xmlns:wps="http://schemas.microsoft.com/office/word/2010/wordprocessingShape" xmlns:wpg="http://schemas.microsoft.com/office/word/2010/wordprocessingGroup" xmlns:mc="http://schemas.openxmlformats.org/markup-compatibility/2006" xmlns:wp14="http://schemas.microsoft.com/office/word/2010/wordprocessingDrawing" xmlns:w14="http://schemas.microsoft.com/office/word/2010/wordml" xmlns:w15="http://schemas.microsoft.com/office/word/2012/wordml" mc:Ignorable="w14 wp14 w15">
   <w:p>
     <w:pPr>
@@ -802,6 +811,41 @@
 </w:ftr>
 </file>
 
+<file path=word/footer3.xml><?xml version="1.0" encoding="utf-8"?>
+<w:ftr xmlns:o="urn:schemas-microsoft-com:office:office" xmlns:r="http://schemas.openxmlformats.org/officeDocument/2006/relationships" xmlns:v="urn:schemas-microsoft-com:vml" xmlns:w="http://schemas.openxmlformats.org/wordprocessingml/2006/main" xmlns:w10="urn:schemas-microsoft-com:office:word" xmlns:wp="http://schemas.openxmlformats.org/drawingml/2006/wordprocessingDrawing" xmlns:wps="http://schemas.microsoft.com/office/word/2010/wordprocessingShape" xmlns:wpg="http://schemas.microsoft.com/office/word/2010/wordprocessingGroup" xmlns:mc="http://schemas.openxmlformats.org/markup-compatibility/2006" xmlns:wp14="http://schemas.microsoft.com/office/word/2010/wordprocessingDrawing" xmlns:w14="http://schemas.microsoft.com/office/word/2010/wordml" xmlns:w15="http://schemas.microsoft.com/office/word/2012/wordml" mc:Ignorable="w14 wp14 w15">
+  <w:p>
+    <w:pPr>
+      <w:pStyle w:val="Footer"/>
+      <w:bidi w:val="0"/>
+      <w:jc w:val="center"/>
+      <w:rPr/>
+    </w:pPr>
+    <w:bookmarkStart w:id="1" w:name="PageNumWizard_FOOTER_Default_Page_Style7"/>
+    <w:r>
+      <w:rPr/>
+      <w:fldChar w:fldCharType="begin"/>
+    </w:r>
+    <w:r>
+      <w:rPr/>
+      <w:instrText xml:space="preserve"> PAGE </w:instrText>
+    </w:r>
+    <w:r>
+      <w:rPr/>
+      <w:fldChar w:fldCharType="separate"/>
+    </w:r>
+    <w:r>
+      <w:rPr/>
+      <w:t>9</w:t>
+    </w:r>
+    <w:r>
+      <w:rPr/>
+      <w:fldChar w:fldCharType="end"/>
+    </w:r>
+    <w:bookmarkEnd w:id="1"/>
+  </w:p>
+</w:ftr>
+</file>
+
 <file path=word/footnotes.xml><?xml version="1.0" encoding="utf-8"?>
 <w:footnotes xmlns:o="urn:schemas-microsoft-com:office:office" xmlns:r="http://schemas.openxmlformats.org/officeDocument/2006/relationships" xmlns:v="urn:schemas-microsoft-com:vml" xmlns:w="http://schemas.openxmlformats.org/wordprocessingml/2006/main" xmlns:w10="urn:schemas-microsoft-com:office:word" xmlns:wp="http://schemas.openxmlformats.org/drawingml/2006/wordprocessingDrawing" xmlns:wps="http://schemas.microsoft.com/office/word/2010/wordprocessingShape" xmlns:wpg="http://schemas.microsoft.com/office/word/2010/wordprocessingGroup" xmlns:mc="http://schemas.openxmlformats.org/markup-compatibility/2006" xmlns:wp14="http://schemas.microsoft.com/office/word/2010/wordprocessingDrawing" xmlns:w14="http://schemas.microsoft.com/office/word/2010/wordml" xmlns:w15="http://schemas.microsoft.com/office/word/2012/wordml" mc:Ignorable="w14 wp14 w15">
   <w:footnote w:id="0" w:type="separator">
@@ -1561,9 +1605,7 @@
     <w:pPr>
       <w:widowControl/>
       <w:suppressAutoHyphens w:val="true"/>
-      <w:kinsoku w:val="true"/>
-      <w:overflowPunct w:val="true"/>
-      <w:autoSpaceDE w:val="true"/>
+      <w:overflowPunct w:val="false"/>
       <w:bidi w:val="0"/>
       <w:spacing w:before="0" w:after="0"/>
       <w:jc w:val="start"/>
